--- a/Documents/wuduh-master.docx
+++ b/Documents/wuduh-master.docx
@@ -192,7 +192,7 @@
                 <w:sz w:val="20"/>
                 <w:szCs w:val="20"/>
               </w:rPr>
-              <w:t xml:space="preserve">3.0 — Post-MVP</w:t>
+              <w:t xml:space="preserve">3.1 — Post-MVP</w:t>
             </w:r>
           </w:p>
         </w:tc>
@@ -497,7 +497,7 @@
                 <w:sz w:val="20"/>
                 <w:szCs w:val="20"/>
               </w:rPr>
-              <w:t xml:space="preserve">MVP live. Pre-launch fixes pending. V2 not started.</w:t>
+              <w:t xml:space="preserve">MVP live. 5.1 critical fixes complete. Pre-launch (5.2) pending. V2 not started.</w:t>
             </w:r>
           </w:p>
         </w:tc>
@@ -1460,7 +1460,7 @@
                 <w:sz w:val="20"/>
                 <w:szCs w:val="20"/>
               </w:rPr>
-              <w:t xml:space="preserve">proxy.ts — Next.js 16 edge-compatible middleware for session refresh and auth guarding</w:t>
+              <w:t xml:space="preserve">Auth guarding — per-route via Better Auth getSession in server components and API handlers (requireVerifiedUser / getVerifiedUser). No separate middleware file (proxy.ts was removed).</w:t>
             </w:r>
           </w:p>
         </w:tc>
@@ -4406,7 +4406,7 @@
                 <w:sz w:val="18"/>
                 <w:szCs w:val="18"/>
               </w:rPr>
-              <w:t xml:space="preserve">7</w:t>
+              <w:t xml:space="preserve">5</w:t>
             </w:r>
           </w:p>
         </w:tc>
@@ -4464,7 +4464,7 @@
                 <w:sz w:val="18"/>
                 <w:szCs w:val="18"/>
               </w:rPr>
-              <w:t xml:space="preserve">Includes 2 cards added during build (5.2 positioning, 5.3 switching costs)</w:t>
+              <w:t xml:space="preserve">5.1 competitor table, 5.2 positioning, 5.3 switching costs, 5.4 advantage, 5.5 why-now</w:t>
             </w:r>
           </w:p>
         </w:tc>
@@ -6491,7 +6491,7 @@
                 <w:sz w:val="18"/>
                 <w:szCs w:val="18"/>
               </w:rPr>
-              <w:t xml:space="preserve">proxy.ts</w:t>
+              <w:t xml:space="preserve">Auth guard (per-route)</w:t>
             </w:r>
           </w:p>
         </w:tc>
@@ -6520,7 +6520,7 @@
                 <w:sz w:val="18"/>
                 <w:szCs w:val="18"/>
               </w:rPr>
-              <w:t xml:space="preserve">src/proxy.ts</w:t>
+              <w:t xml:space="preserve">src/lib/auth/session.ts</w:t>
             </w:r>
           </w:p>
         </w:tc>
@@ -6549,7 +6549,7 @@
                 <w:sz w:val="18"/>
                 <w:szCs w:val="18"/>
               </w:rPr>
-              <w:t xml:space="preserve">Edge-compatible session refresh + auth guard</w:t>
+              <w:t xml:space="preserve">requireVerifiedUser (pages) + getVerifiedUser (APIs); no middleware file</w:t>
             </w:r>
           </w:p>
         </w:tc>
@@ -7169,7 +7169,7 @@
                 <w:sz w:val="18"/>
                 <w:szCs w:val="18"/>
               </w:rPr>
-              <w:t xml:space="preserve">supabase/migrations/003_self_hosted_schema.sql</w:t>
+              <w:t xml:space="preserve">db/migrations/003_self_hosted_schema.sql</w:t>
             </w:r>
           </w:p>
         </w:tc>
@@ -7229,7 +7229,7 @@
                 <w:sz w:val="18"/>
                 <w:szCs w:val="18"/>
               </w:rPr>
-              <w:t xml:space="preserve">proxy.ts (root)</w:t>
+              <w:t xml:space="preserve">src/lib/auth/session.ts</w:t>
             </w:r>
           </w:p>
         </w:tc>
@@ -7258,7 +7258,7 @@
                 <w:sz w:val="18"/>
                 <w:szCs w:val="18"/>
               </w:rPr>
-              <w:t xml:space="preserve">Next.js 16 middleware — session refresh and route protection</w:t>
+              <w:t xml:space="preserve">Session + verified-user guards (requireVerifiedUser, getVerifiedUser) used by every protected page and API route</w:t>
             </w:r>
           </w:p>
         </w:tc>
@@ -7385,7 +7385,7 @@
           <w:sz w:val="28"/>
           <w:szCs w:val="28"/>
         </w:rPr>
-        <w:t xml:space="preserve">5.1 Critical — Fix Before Any Real User</w:t>
+        <w:t xml:space="preserve">5.1 Critical — Resolved</w:t>
       </w:r>
     </w:p>
     <w:p>
@@ -7403,7 +7403,7 @@
           <w:sz w:val="20"/>
           <w:szCs w:val="20"/>
         </w:rPr>
-        <w:t xml:space="preserve">🚨  Do not share wuduh.site with founders, accelerators, or investors until all three of these are resolved.</w:t>
+        <w:t xml:space="preserve">✅  All three critical fixes are complete and verified live (June 2026). These no longer block sharing wuduh.site.</w:t>
       </w:r>
     </w:p>
     <w:p>
@@ -7458,7 +7458,7 @@
                 <w:sz w:val="17"/>
                 <w:szCs w:val="17"/>
               </w:rPr>
-              <w:t xml:space="preserve">CRITICAL</w:t>
+              <w:t xml:space="preserve">✅ DONE</w:t>
             </w:r>
           </w:p>
         </w:tc>
@@ -7486,7 +7486,7 @@
                 <w:sz w:val="20"/>
                 <w:szCs w:val="20"/>
               </w:rPr>
-              <w:t xml:space="preserve">Password reset flow — /reset-password and /update-password pages exist in the auth directory but the flow has not been tested end to end in production. A founder who forgets their password cannot recover their account.</w:t>
+              <w:t xml:space="preserve">Password reset flow — FIXED. Better Auth 1.6.19 renamed the endpoint, so the client now calls requestPasswordReset (/request-password-reset) and a sendResetPassword callback was added to auth.ts. Tested end to end in production: the email arrives and the link resets the password.</w:t>
             </w:r>
           </w:p>
         </w:tc>
@@ -7519,7 +7519,7 @@
                 <w:sz w:val="17"/>
                 <w:szCs w:val="17"/>
               </w:rPr>
-              <w:t xml:space="preserve">CRITICAL</w:t>
+              <w:t xml:space="preserve">✅ DONE</w:t>
             </w:r>
           </w:p>
         </w:tc>
@@ -7547,7 +7547,7 @@
                 <w:sz w:val="20"/>
                 <w:szCs w:val="20"/>
               </w:rPr>
-              <w:t xml:space="preserve">Email confirmation — disabled during development. Must be re-enabled in Better Auth config before any real signup.</w:t>
+              <w:t xml:space="preserve">Email confirmation — ENFORCED. sendOnSignUp enabled and autoSignIn disabled, so no session is issued before verification. Access is gated by requireVerifiedUser() on protected pages and getVerifiedUser() on API routes. Verified live: an unverified user cannot reach the dashboard.</w:t>
             </w:r>
           </w:p>
         </w:tc>
@@ -7580,7 +7580,7 @@
                 <w:sz w:val="17"/>
                 <w:szCs w:val="17"/>
               </w:rPr>
-              <w:t xml:space="preserve">CRITICAL</w:t>
+              <w:t xml:space="preserve">✅ DONE</w:t>
             </w:r>
           </w:p>
         </w:tc>
@@ -7608,7 +7608,7 @@
                 <w:sz w:val="20"/>
                 <w:szCs w:val="20"/>
               </w:rPr>
-              <w:t xml:space="preserve">PDF background color rendering — the navy header and paper surface #FAF7F0 are not fully rendering in the PDFShift output. The export works but does not look as designed.</w:t>
+              <w:t xml:space="preserve">PDF background color rendering — FIXED. Added print-color-adjust: exact (and an @page A4 rule) so the navy header and paper surface #FAF7F0 render correctly in the PDFShift output. Verified.</w:t>
             </w:r>
           </w:p>
         </w:tc>
@@ -8589,7 +8589,7 @@
                 <w:sz w:val="18"/>
                 <w:szCs w:val="18"/>
               </w:rPr>
-              <w:t xml:space="preserve">Validate session at edge level in proxy.ts without a DB call — technical hardening</w:t>
+              <w:t xml:space="preserve">Add an edge middleware layer to validate the session without a DB call — technical hardening (no middleware exists today)</w:t>
             </w:r>
           </w:p>
         </w:tc>
@@ -13364,6 +13364,362 @@
                 <w:szCs w:val="18"/>
               </w:rPr>
               <w:t xml:space="preserve">Hosted Chromium removes serverless complexity and cold start issues. Pay per conversion.</w:t>
+            </w:r>
+          </w:p>
+        </w:tc>
+      </w:tr>
+      <w:tr>
+        <w:tc>
+          <w:tcPr>
+            <w:tcW w:type="dxa" w:w="3200"/>
+            <w:tcBorders>
+              <w:top w:val="single" w:color="DDDDDD" w:sz="1"/>
+              <w:left w:val="single" w:color="DDDDDD" w:sz="1"/>
+              <w:bottom w:val="single" w:color="DDDDDD" w:sz="1"/>
+              <w:right w:val="single" w:color="DDDDDD" w:sz="1"/>
+            </w:tcBorders>
+            <w:shd w:fill="FFFFFF" w:val="clear"/>
+            <w:tcMar>
+              <w:top w:type="dxa" w:w="60"/>
+              <w:left w:type="dxa" w:w="120"/>
+              <w:bottom w:type="dxa" w:w="60"/>
+              <w:right w:type="dxa" w:w="120"/>
+            </w:tcMar>
+          </w:tcPr>
+          <w:p>
+            <w:r>
+              <w:rPr>
+                <w:rFonts w:ascii="Arial" w:cs="Arial" w:eastAsia="Arial" w:hAnsi="Arial"/>
+                <w:color w:val="2D3748"/>
+                <w:sz w:val="18"/>
+                <w:szCs w:val="18"/>
+              </w:rPr>
+              <w:t xml:space="preserve">Verify at the guard, not the config</w:t>
+            </w:r>
+          </w:p>
+        </w:tc>
+        <w:tc>
+          <w:tcPr>
+            <w:tcW w:type="dxa" w:w="3200"/>
+            <w:tcBorders>
+              <w:top w:val="single" w:color="DDDDDD" w:sz="1"/>
+              <w:left w:val="single" w:color="DDDDDD" w:sz="1"/>
+              <w:bottom w:val="single" w:color="DDDDDD" w:sz="1"/>
+              <w:right w:val="single" w:color="DDDDDD" w:sz="1"/>
+            </w:tcBorders>
+            <w:shd w:fill="FFFFFF" w:val="clear"/>
+            <w:tcMar>
+              <w:top w:type="dxa" w:w="60"/>
+              <w:left w:type="dxa" w:w="120"/>
+              <w:bottom w:type="dxa" w:w="60"/>
+              <w:right w:type="dxa" w:w="120"/>
+            </w:tcMar>
+          </w:tcPr>
+          <w:p>
+            <w:r>
+              <w:rPr>
+                <w:rFonts w:ascii="Arial" w:cs="Arial" w:eastAsia="Arial" w:hAnsi="Arial"/>
+                <w:color w:val="2D3748"/>
+                <w:sz w:val="18"/>
+                <w:szCs w:val="18"/>
+              </w:rPr>
+              <w:t xml:space="preserve">Gate access on emailVerified at page guards and API routes, not just session existence</w:t>
+            </w:r>
+          </w:p>
+        </w:tc>
+        <w:tc>
+          <w:tcPr>
+            <w:tcW w:type="dxa" w:w="3760"/>
+            <w:tcBorders>
+              <w:top w:val="single" w:color="DDDDDD" w:sz="1"/>
+              <w:left w:val="single" w:color="DDDDDD" w:sz="1"/>
+              <w:bottom w:val="single" w:color="DDDDDD" w:sz="1"/>
+              <w:right w:val="single" w:color="DDDDDD" w:sz="1"/>
+            </w:tcBorders>
+            <w:shd w:fill="FFFFFF" w:val="clear"/>
+            <w:tcMar>
+              <w:top w:type="dxa" w:w="60"/>
+              <w:left w:type="dxa" w:w="120"/>
+              <w:bottom w:type="dxa" w:w="60"/>
+              <w:right w:type="dxa" w:w="120"/>
+            </w:tcMar>
+          </w:tcPr>
+          <w:p>
+            <w:r>
+              <w:rPr>
+                <w:rFonts w:ascii="Arial" w:cs="Arial" w:eastAsia="Arial" w:hAnsi="Arial"/>
+                <w:color w:val="2D3748"/>
+                <w:sz w:val="18"/>
+                <w:szCs w:val="18"/>
+              </w:rPr>
+              <w:t xml:space="preserve">requireEmailVerification only blocks the sign-in API. autoSignIn still issued a session at signup, so the real boundary is checking verified status where data is accessed.</w:t>
+            </w:r>
+          </w:p>
+        </w:tc>
+      </w:tr>
+      <w:tr>
+        <w:tc>
+          <w:tcPr>
+            <w:tcW w:type="dxa" w:w="3200"/>
+            <w:tcBorders>
+              <w:top w:val="single" w:color="DDDDDD" w:sz="1"/>
+              <w:left w:val="single" w:color="DDDDDD" w:sz="1"/>
+              <w:bottom w:val="single" w:color="DDDDDD" w:sz="1"/>
+              <w:right w:val="single" w:color="DDDDDD" w:sz="1"/>
+            </w:tcBorders>
+            <w:shd w:fill="FFFFFF" w:val="clear"/>
+            <w:tcMar>
+              <w:top w:type="dxa" w:w="60"/>
+              <w:left w:type="dxa" w:w="120"/>
+              <w:bottom w:type="dxa" w:w="60"/>
+              <w:right w:type="dxa" w:w="120"/>
+            </w:tcMar>
+          </w:tcPr>
+          <w:p>
+            <w:r>
+              <w:rPr>
+                <w:rFonts w:ascii="Arial" w:cs="Arial" w:eastAsia="Arial" w:hAnsi="Arial"/>
+                <w:color w:val="2D3748"/>
+                <w:sz w:val="18"/>
+                <w:szCs w:val="18"/>
+              </w:rPr>
+              <w:t xml:space="preserve">Card 4.6 milestone ramp</w:t>
+            </w:r>
+          </w:p>
+        </w:tc>
+        <w:tc>
+          <w:tcPr>
+            <w:tcW w:type="dxa" w:w="3200"/>
+            <w:tcBorders>
+              <w:top w:val="single" w:color="DDDDDD" w:sz="1"/>
+              <w:left w:val="single" w:color="DDDDDD" w:sz="1"/>
+              <w:bottom w:val="single" w:color="DDDDDD" w:sz="1"/>
+              <w:right w:val="single" w:color="DDDDDD" w:sz="1"/>
+            </w:tcBorders>
+            <w:shd w:fill="FFFFFF" w:val="clear"/>
+            <w:tcMar>
+              <w:top w:type="dxa" w:w="60"/>
+              <w:left w:type="dxa" w:w="120"/>
+              <w:bottom w:type="dxa" w:w="60"/>
+              <w:right w:type="dxa" w:w="120"/>
+            </w:tcMar>
+          </w:tcPr>
+          <w:p>
+            <w:r>
+              <w:rPr>
+                <w:rFonts w:ascii="Arial" w:cs="Arial" w:eastAsia="Arial" w:hAnsi="Arial"/>
+                <w:color w:val="2D3748"/>
+                <w:sz w:val="18"/>
+                <w:szCs w:val="18"/>
+              </w:rPr>
+              <w:t xml:space="preserve">Founders enter only milestone months; the engine interpolates and carries forward to month 12</w:t>
+            </w:r>
+          </w:p>
+        </w:tc>
+        <w:tc>
+          <w:tcPr>
+            <w:tcW w:type="dxa" w:w="3760"/>
+            <w:tcBorders>
+              <w:top w:val="single" w:color="DDDDDD" w:sz="1"/>
+              <w:left w:val="single" w:color="DDDDDD" w:sz="1"/>
+              <w:bottom w:val="single" w:color="DDDDDD" w:sz="1"/>
+              <w:right w:val="single" w:color="DDDDDD" w:sz="1"/>
+            </w:tcBorders>
+            <w:shd w:fill="FFFFFF" w:val="clear"/>
+            <w:tcMar>
+              <w:top w:type="dxa" w:w="60"/>
+              <w:left w:type="dxa" w:w="120"/>
+              <w:bottom w:type="dxa" w:w="60"/>
+              <w:right w:type="dxa" w:w="120"/>
+            </w:tcMar>
+          </w:tcPr>
+          <w:p>
+            <w:r>
+              <w:rPr>
+                <w:rFonts w:ascii="Arial" w:cs="Arial" w:eastAsia="Arial" w:hAnsi="Arial"/>
+                <w:color w:val="2D3748"/>
+                <w:sz w:val="18"/>
+                <w:szCs w:val="18"/>
+              </w:rPr>
+              <w:t xml:space="preserve">Twelve fixed rows were tedious and left blanks the engine read as zero customers, producing nonsense metrics (MRR month 12 = 0). Milestone entry plus interpolation matches how recurring revenue actually ramps.</w:t>
+            </w:r>
+          </w:p>
+        </w:tc>
+      </w:tr>
+      <w:tr>
+        <w:tc>
+          <w:tcPr>
+            <w:tcW w:type="dxa" w:w="3200"/>
+            <w:tcBorders>
+              <w:top w:val="single" w:color="DDDDDD" w:sz="1"/>
+              <w:left w:val="single" w:color="DDDDDD" w:sz="1"/>
+              <w:bottom w:val="single" w:color="DDDDDD" w:sz="1"/>
+              <w:right w:val="single" w:color="DDDDDD" w:sz="1"/>
+            </w:tcBorders>
+            <w:shd w:fill="FFFFFF" w:val="clear"/>
+            <w:tcMar>
+              <w:top w:type="dxa" w:w="60"/>
+              <w:left w:type="dxa" w:w="120"/>
+              <w:bottom w:type="dxa" w:w="60"/>
+              <w:right w:type="dxa" w:w="120"/>
+            </w:tcMar>
+          </w:tcPr>
+          <w:p>
+            <w:r>
+              <w:rPr>
+                <w:rFonts w:ascii="Arial" w:cs="Arial" w:eastAsia="Arial" w:hAnsi="Arial"/>
+                <w:color w:val="2D3748"/>
+                <w:sz w:val="18"/>
+                <w:szCs w:val="18"/>
+              </w:rPr>
+              <w:t xml:space="preserve">No middleware file</w:t>
+            </w:r>
+          </w:p>
+        </w:tc>
+        <w:tc>
+          <w:tcPr>
+            <w:tcW w:type="dxa" w:w="3200"/>
+            <w:tcBorders>
+              <w:top w:val="single" w:color="DDDDDD" w:sz="1"/>
+              <w:left w:val="single" w:color="DDDDDD" w:sz="1"/>
+              <w:bottom w:val="single" w:color="DDDDDD" w:sz="1"/>
+              <w:right w:val="single" w:color="DDDDDD" w:sz="1"/>
+            </w:tcBorders>
+            <w:shd w:fill="FFFFFF" w:val="clear"/>
+            <w:tcMar>
+              <w:top w:type="dxa" w:w="60"/>
+              <w:left w:type="dxa" w:w="120"/>
+              <w:bottom w:type="dxa" w:w="60"/>
+              <w:right w:type="dxa" w:w="120"/>
+            </w:tcMar>
+          </w:tcPr>
+          <w:p>
+            <w:r>
+              <w:rPr>
+                <w:rFonts w:ascii="Arial" w:cs="Arial" w:eastAsia="Arial" w:hAnsi="Arial"/>
+                <w:color w:val="2D3748"/>
+                <w:sz w:val="18"/>
+                <w:szCs w:val="18"/>
+              </w:rPr>
+              <w:t xml:space="preserve">proxy.ts removed; route protection moved to per-page and per-API guards</w:t>
+            </w:r>
+          </w:p>
+        </w:tc>
+        <w:tc>
+          <w:tcPr>
+            <w:tcW w:type="dxa" w:w="3760"/>
+            <w:tcBorders>
+              <w:top w:val="single" w:color="DDDDDD" w:sz="1"/>
+              <w:left w:val="single" w:color="DDDDDD" w:sz="1"/>
+              <w:bottom w:val="single" w:color="DDDDDD" w:sz="1"/>
+              <w:right w:val="single" w:color="DDDDDD" w:sz="1"/>
+            </w:tcBorders>
+            <w:shd w:fill="FFFFFF" w:val="clear"/>
+            <w:tcMar>
+              <w:top w:type="dxa" w:w="60"/>
+              <w:left w:type="dxa" w:w="120"/>
+              <w:bottom w:type="dxa" w:w="60"/>
+              <w:right w:type="dxa" w:w="120"/>
+            </w:tcMar>
+          </w:tcPr>
+          <w:p>
+            <w:r>
+              <w:rPr>
+                <w:rFonts w:ascii="Arial" w:cs="Arial" w:eastAsia="Arial" w:hAnsi="Arial"/>
+                <w:color w:val="2D3748"/>
+                <w:sz w:val="18"/>
+                <w:szCs w:val="18"/>
+              </w:rPr>
+              <w:t xml:space="preserve">proxy.ts was removed and not replaced. Auth is enforced in server components (requireVerifiedUser) and API routes (getVerifiedUser) via Better Auth getSession, which is sufficient without a middleware layer.</w:t>
+            </w:r>
+          </w:p>
+        </w:tc>
+      </w:tr>
+      <w:tr>
+        <w:tc>
+          <w:tcPr>
+            <w:tcW w:type="dxa" w:w="3200"/>
+            <w:tcBorders>
+              <w:top w:val="single" w:color="DDDDDD" w:sz="1"/>
+              <w:left w:val="single" w:color="DDDDDD" w:sz="1"/>
+              <w:bottom w:val="single" w:color="DDDDDD" w:sz="1"/>
+              <w:right w:val="single" w:color="DDDDDD" w:sz="1"/>
+            </w:tcBorders>
+            <w:shd w:fill="FFFFFF" w:val="clear"/>
+            <w:tcMar>
+              <w:top w:type="dxa" w:w="60"/>
+              <w:left w:type="dxa" w:w="120"/>
+              <w:bottom w:type="dxa" w:w="60"/>
+              <w:right w:type="dxa" w:w="120"/>
+            </w:tcMar>
+          </w:tcPr>
+          <w:p>
+            <w:r>
+              <w:rPr>
+                <w:rFonts w:ascii="Arial" w:cs="Arial" w:eastAsia="Arial" w:hAnsi="Arial"/>
+                <w:color w:val="2D3748"/>
+                <w:sz w:val="18"/>
+                <w:szCs w:val="18"/>
+              </w:rPr>
+              <w:t xml:space="preserve">Trigger aligned to schema</w:t>
+            </w:r>
+          </w:p>
+        </w:tc>
+        <w:tc>
+          <w:tcPr>
+            <w:tcW w:type="dxa" w:w="3200"/>
+            <w:tcBorders>
+              <w:top w:val="single" w:color="DDDDDD" w:sz="1"/>
+              <w:left w:val="single" w:color="DDDDDD" w:sz="1"/>
+              <w:bottom w:val="single" w:color="DDDDDD" w:sz="1"/>
+              <w:right w:val="single" w:color="DDDDDD" w:sz="1"/>
+            </w:tcBorders>
+            <w:shd w:fill="FFFFFF" w:val="clear"/>
+            <w:tcMar>
+              <w:top w:type="dxa" w:w="60"/>
+              <w:left w:type="dxa" w:w="120"/>
+              <w:bottom w:type="dxa" w:w="60"/>
+              <w:right w:type="dxa" w:w="120"/>
+            </w:tcMar>
+          </w:tcPr>
+          <w:p>
+            <w:r>
+              <w:rPr>
+                <w:rFonts w:ascii="Arial" w:cs="Arial" w:eastAsia="Arial" w:hAnsi="Arial"/>
+                <w:color w:val="2D3748"/>
+                <w:sz w:val="18"/>
+                <w:szCs w:val="18"/>
+              </w:rPr>
+              <w:t xml:space="preserve">handle_new_user() writes to profiles.fullName (camelCase)</w:t>
+            </w:r>
+          </w:p>
+        </w:tc>
+        <w:tc>
+          <w:tcPr>
+            <w:tcW w:type="dxa" w:w="3760"/>
+            <w:tcBorders>
+              <w:top w:val="single" w:color="DDDDDD" w:sz="1"/>
+              <w:left w:val="single" w:color="DDDDDD" w:sz="1"/>
+              <w:bottom w:val="single" w:color="DDDDDD" w:sz="1"/>
+              <w:right w:val="single" w:color="DDDDDD" w:sz="1"/>
+            </w:tcBorders>
+            <w:shd w:fill="FFFFFF" w:val="clear"/>
+            <w:tcMar>
+              <w:top w:type="dxa" w:w="60"/>
+              <w:left w:type="dxa" w:w="120"/>
+              <w:bottom w:type="dxa" w:w="60"/>
+              <w:right w:type="dxa" w:w="120"/>
+            </w:tcMar>
+          </w:tcPr>
+          <w:p>
+            <w:r>
+              <w:rPr>
+                <w:rFonts w:ascii="Arial" w:cs="Arial" w:eastAsia="Arial" w:hAnsi="Arial"/>
+                <w:color w:val="2D3748"/>
+                <w:sz w:val="18"/>
+                <w:szCs w:val="18"/>
+              </w:rPr>
+              <w:t xml:space="preserve">A Supabase-era trigger inserted into full_name (snake_case), a column that does not exist in the camelCase schema, which blocked every signup. The trigger was corrected to the real column.</w:t>
             </w:r>
           </w:p>
         </w:tc>
